--- a/static/media/qd_ktra_sau_hoan.docx
+++ b/static/media/qd_ktra_sau_hoan.docx
@@ -70,6 +70,80 @@
       </w:pPr>
       <w:r>
         <w:rPr>
+          <w:noProof/>
+          <w:sz w:val="12"/>
+        </w:rPr>
+        <mc:AlternateContent>
+          <mc:Choice Requires="wps">
+            <w:drawing>
+              <wp:anchor distT="0" distB="0" distL="114300" distR="114300" simplePos="0" relativeHeight="251662848" behindDoc="0" locked="0" layoutInCell="1" allowOverlap="1" wp14:anchorId="217EEBC2" wp14:editId="1190F8C5">
+                <wp:simplePos x="0" y="0"/>
+                <wp:positionH relativeFrom="column">
+                  <wp:posOffset>2935351</wp:posOffset>
+                </wp:positionH>
+                <wp:positionV relativeFrom="paragraph">
+                  <wp:posOffset>203200</wp:posOffset>
+                </wp:positionV>
+                <wp:extent cx="2738120" cy="0"/>
+                <wp:effectExtent l="0" t="0" r="0" b="0"/>
+                <wp:wrapNone/>
+                <wp:docPr id="5" name="Line 14"/>
+                <wp:cNvGraphicFramePr>
+                  <a:graphicFrameLocks xmlns:a="http://schemas.openxmlformats.org/drawingml/2006/main"/>
+                </wp:cNvGraphicFramePr>
+                <a:graphic xmlns:a="http://schemas.openxmlformats.org/drawingml/2006/main">
+                  <a:graphicData uri="http://schemas.microsoft.com/office/word/2010/wordprocessingShape">
+                    <wps:wsp>
+                      <wps:cNvCnPr>
+                        <a:cxnSpLocks noChangeShapeType="1"/>
+                      </wps:cNvCnPr>
+                      <wps:spPr bwMode="auto">
+                        <a:xfrm>
+                          <a:off x="0" y="0"/>
+                          <a:ext cx="2738120" cy="0"/>
+                        </a:xfrm>
+                        <a:prstGeom prst="line">
+                          <a:avLst/>
+                        </a:prstGeom>
+                        <a:noFill/>
+                        <a:ln w="9525">
+                          <a:solidFill>
+                            <a:srgbClr val="000000"/>
+                          </a:solidFill>
+                          <a:round/>
+                          <a:headEnd/>
+                          <a:tailEnd/>
+                        </a:ln>
+                        <a:extLst>
+                          <a:ext uri="{909E8E84-426E-40DD-AFC4-6F175D3DCCD1}">
+                            <a14:hiddenFill xmlns:a14="http://schemas.microsoft.com/office/drawing/2010/main">
+                              <a:noFill/>
+                            </a14:hiddenFill>
+                          </a:ext>
+                        </a:extLst>
+                      </wps:spPr>
+                      <wps:bodyPr/>
+                    </wps:wsp>
+                  </a:graphicData>
+                </a:graphic>
+                <wp14:sizeRelH relativeFrom="page">
+                  <wp14:pctWidth>0</wp14:pctWidth>
+                </wp14:sizeRelH>
+                <wp14:sizeRelV relativeFrom="page">
+                  <wp14:pctHeight>0</wp14:pctHeight>
+                </wp14:sizeRelV>
+              </wp:anchor>
+            </w:drawing>
+          </mc:Choice>
+          <mc:Fallback>
+            <w:pict>
+              <v:line w14:anchorId="5718E2FC" id="Line 14" o:spid="_x0000_s1026" style="position:absolute;z-index:251662848;visibility:visible;mso-wrap-style:square;mso-width-percent:0;mso-height-percent:0;mso-wrap-distance-left:9pt;mso-wrap-distance-top:0;mso-wrap-distance-right:9pt;mso-wrap-distance-bottom:0;mso-position-horizontal:absolute;mso-position-horizontal-relative:text;mso-position-vertical:absolute;mso-position-vertical-relative:text;mso-width-percent:0;mso-height-percent:0;mso-width-relative:page;mso-height-relative:page" from="231.15pt,16pt" to="446.75pt,16pt" o:gfxdata="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"/>
+            </w:pict>
+          </mc:Fallback>
+        </mc:AlternateContent>
+      </w:r>
+      <w:r>
+        <w:rPr>
           <w:b/>
           <w:sz w:val="26"/>
           <w:szCs w:val="26"/>
@@ -133,16 +207,16 @@
         <mc:AlternateContent>
           <mc:Choice Requires="wps">
             <w:drawing>
-              <wp:anchor distT="0" distB="0" distL="114300" distR="114300" simplePos="0" relativeHeight="251660800" behindDoc="0" locked="0" layoutInCell="1" allowOverlap="1" wp14:anchorId="73AD264F" wp14:editId="3E1785DA">
+              <wp:anchor distT="0" distB="0" distL="114300" distR="114300" simplePos="0" relativeHeight="251660800" behindDoc="0" locked="0" layoutInCell="1" allowOverlap="1" wp14:anchorId="73AD264F" wp14:editId="6AC6A248">
                 <wp:simplePos x="0" y="0"/>
                 <wp:positionH relativeFrom="column">
                   <wp:posOffset>760095</wp:posOffset>
                 </wp:positionH>
                 <wp:positionV relativeFrom="paragraph">
-                  <wp:posOffset>15240</wp:posOffset>
+                  <wp:posOffset>5715</wp:posOffset>
                 </wp:positionV>
                 <wp:extent cx="800100" cy="0"/>
-                <wp:effectExtent l="0" t="0" r="19050" b="19050"/>
+                <wp:effectExtent l="0" t="0" r="0" b="0"/>
                 <wp:wrapNone/>
                 <wp:docPr id="4" name="Line 12"/>
                 <wp:cNvGraphicFramePr>
@@ -194,81 +268,7 @@
           </mc:Choice>
           <mc:Fallback>
             <w:pict>
-              <v:line w14:anchorId="6D526907" id="Line 12" o:spid="_x0000_s1026" style="position:absolute;z-index:251660800;visibility:visible;mso-wrap-style:square;mso-width-percent:0;mso-height-percent:0;mso-wrap-distance-left:9pt;mso-wrap-distance-top:0;mso-wrap-distance-right:9pt;mso-wrap-distance-bottom:0;mso-position-horizontal:absolute;mso-position-horizontal-relative:text;mso-position-vertical:absolute;mso-position-vertical-relative:text;mso-width-percent:0;mso-height-percent:0;mso-width-relative:page;mso-height-relative:page" from="59.85pt,1.2pt" to="122.85pt,1.2pt" o:gfxdata="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"/>
-            </w:pict>
-          </mc:Fallback>
-        </mc:AlternateContent>
-      </w:r>
-      <w:r>
-        <w:rPr>
-          <w:noProof/>
-          <w:sz w:val="12"/>
-        </w:rPr>
-        <mc:AlternateContent>
-          <mc:Choice Requires="wps">
-            <w:drawing>
-              <wp:anchor distT="0" distB="0" distL="114300" distR="114300" simplePos="0" relativeHeight="251662848" behindDoc="0" locked="0" layoutInCell="1" allowOverlap="1" wp14:anchorId="217EEBC2" wp14:editId="1D273703">
-                <wp:simplePos x="0" y="0"/>
-                <wp:positionH relativeFrom="column">
-                  <wp:posOffset>3284220</wp:posOffset>
-                </wp:positionH>
-                <wp:positionV relativeFrom="paragraph">
-                  <wp:posOffset>17780</wp:posOffset>
-                </wp:positionV>
-                <wp:extent cx="2057400" cy="0"/>
-                <wp:effectExtent l="0" t="0" r="19050" b="19050"/>
-                <wp:wrapNone/>
-                <wp:docPr id="5" name="Line 14"/>
-                <wp:cNvGraphicFramePr>
-                  <a:graphicFrameLocks xmlns:a="http://schemas.openxmlformats.org/drawingml/2006/main"/>
-                </wp:cNvGraphicFramePr>
-                <a:graphic xmlns:a="http://schemas.openxmlformats.org/drawingml/2006/main">
-                  <a:graphicData uri="http://schemas.microsoft.com/office/word/2010/wordprocessingShape">
-                    <wps:wsp>
-                      <wps:cNvCnPr>
-                        <a:cxnSpLocks noChangeShapeType="1"/>
-                      </wps:cNvCnPr>
-                      <wps:spPr bwMode="auto">
-                        <a:xfrm>
-                          <a:off x="0" y="0"/>
-                          <a:ext cx="2057400" cy="0"/>
-                        </a:xfrm>
-                        <a:prstGeom prst="line">
-                          <a:avLst/>
-                        </a:prstGeom>
-                        <a:noFill/>
-                        <a:ln w="9525">
-                          <a:solidFill>
-                            <a:srgbClr val="000000"/>
-                          </a:solidFill>
-                          <a:round/>
-                          <a:headEnd/>
-                          <a:tailEnd/>
-                        </a:ln>
-                        <a:extLst>
-                          <a:ext uri="{909E8E84-426E-40DD-AFC4-6F175D3DCCD1}">
-                            <a14:hiddenFill xmlns:a14="http://schemas.microsoft.com/office/drawing/2010/main">
-                              <a:noFill/>
-                            </a14:hiddenFill>
-                          </a:ext>
-                        </a:extLst>
-                      </wps:spPr>
-                      <wps:bodyPr/>
-                    </wps:wsp>
-                  </a:graphicData>
-                </a:graphic>
-                <wp14:sizeRelH relativeFrom="page">
-                  <wp14:pctWidth>0</wp14:pctWidth>
-                </wp14:sizeRelH>
-                <wp14:sizeRelV relativeFrom="page">
-                  <wp14:pctHeight>0</wp14:pctHeight>
-                </wp14:sizeRelV>
-              </wp:anchor>
-            </w:drawing>
-          </mc:Choice>
-          <mc:Fallback>
-            <w:pict>
-              <v:line w14:anchorId="33E96EC2" id="Line 14" o:spid="_x0000_s1026" style="position:absolute;z-index:251662848;visibility:visible;mso-wrap-style:square;mso-width-percent:0;mso-height-percent:0;mso-wrap-distance-left:9pt;mso-wrap-distance-top:0;mso-wrap-distance-right:9pt;mso-wrap-distance-bottom:0;mso-position-horizontal:absolute;mso-position-horizontal-relative:text;mso-position-vertical:absolute;mso-position-vertical-relative:text;mso-width-percent:0;mso-height-percent:0;mso-width-relative:page;mso-height-relative:page" from="258.6pt,1.4pt" to="420.6pt,1.4pt" o:gfxdata="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"/>
+              <v:line w14:anchorId="22ABC17B" id="Line 12" o:spid="_x0000_s1026" style="position:absolute;z-index:251660800;visibility:visible;mso-wrap-style:square;mso-width-percent:0;mso-height-percent:0;mso-wrap-distance-left:9pt;mso-wrap-distance-top:0;mso-wrap-distance-right:9pt;mso-wrap-distance-bottom:0;mso-position-horizontal:absolute;mso-position-horizontal-relative:text;mso-position-vertical:absolute;mso-position-vertical-relative:text;mso-width-percent:0;mso-height-percent:0;mso-width-relative:page;mso-height-relative:page" from="59.85pt,.45pt" to="122.85pt,.45pt" o:gfxdata="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"/>
             </w:pict>
           </mc:Fallback>
         </mc:AlternateContent>

--- a/static/media/qd_ktra_sau_hoan.docx
+++ b/static/media/qd_ktra_sau_hoan.docx
@@ -1022,6 +1022,14 @@
           <w:szCs w:val="28"/>
         </w:rPr>
         <w:t>Căn cứ Quyết định số 193/QĐ-QTR ngày 29/07/2025 của Thuế tỉnh Quảng Trị về việc ủy quyền ký văn bản của các đồng chí Phó Trưởng Thuế tỉnh</w:t>
+      </w:r>
+      <w:r>
+        <w:rPr>
+          <w:i/>
+          <w:color w:val="000000" w:themeColor="text1"/>
+          <w:szCs w:val="28"/>
+        </w:rPr>
+        <w:t>;</w:t>
       </w:r>
     </w:p>
     <w:p>
